--- a/Important Documents/Detailed_Project_Guide.docx
+++ b/Important Documents/Detailed_Project_Guide.docx
@@ -2,7 +2,7 @@
 <file path=word/document.xml><?xml version="1.0" encoding="utf-8"?>
 <w:document xmlns:w="http://schemas.openxmlformats.org/wordprocessingml/2006/main" xmlns:m="http://schemas.openxmlformats.org/officeDocument/2006/math" xmlns:r="http://schemas.openxmlformats.org/officeDocument/2006/relationships" xmlns:o="urn:schemas-microsoft-com:office:office" xmlns:v="urn:schemas-microsoft-com:vml" xmlns:w10="urn:schemas-microsoft-com:office:word" xmlns:a="http://schemas.openxmlformats.org/drawingml/2006/main" xmlns:pic="http://schemas.openxmlformats.org/drawingml/2006/picture" xmlns:wp="http://schemas.openxmlformats.org/drawingml/2006/wordprocessingDrawing">
   <w:body>
-    <w:bookmarkStart w:id="22" w:name="detailed-project-guide"/>
+    <w:bookmarkStart w:id="17" w:name="detailed-project-guide"/>
     <w:p>
       <w:pPr>
         <w:pStyle w:val="Heading1"/>
@@ -11,275 +11,31 @@
         <w:t xml:space="preserve">Detailed Project Guide</w:t>
       </w:r>
     </w:p>
+    <w:bookmarkStart w:id="9" w:name="overview"/>
+    <w:p>
+      <w:pPr>
+        <w:pStyle w:val="Heading2"/>
+      </w:pPr>
+      <w:r>
+        <w:t xml:space="preserve">Overview</w:t>
+      </w:r>
+    </w:p>
     <w:p>
       <w:pPr>
         <w:pStyle w:val="FirstParagraph"/>
       </w:pPr>
       <w:r>
-        <w:rPr>
-          <w:b/>
-          <w:bCs/>
-        </w:rPr>
-        <w:t xml:space="preserve">Project Name:</w:t>
-      </w:r>
-      <w:r>
-        <w:t xml:space="preserve"> </w:t>
-      </w:r>
-      <w:r>
-        <w:t xml:space="preserve">Navigators</w:t>
-      </w:r>
-      <w:r>
-        <w:br/>
-      </w:r>
-      <w:r>
-        <w:rPr>
-          <w:b/>
-          <w:bCs/>
-        </w:rPr>
-        <w:t xml:space="preserve">SIH Problem Statement ID:</w:t>
-      </w:r>
-      <w:r>
-        <w:t xml:space="preserve"> </w:t>
-      </w:r>
-      <w:r>
-        <w:t xml:space="preserve">SIH26168</w:t>
-      </w:r>
-    </w:p>
-    <w:p>
-      <w:r>
-        <w:pict>
-          <v:rect style="width:0;height:1.5pt" o:hralign="center" o:hrstd="t" o:hr="t"/>
-        </w:pict>
-      </w:r>
-    </w:p>
-    <w:bookmarkStart w:id="9" w:name="project-overview"/>
+        <w:t xml:space="preserve">This guide provides instructions on how to set up, test, and understand the Navigators IDR Python codebase.</w:t>
+      </w:r>
+    </w:p>
+    <w:bookmarkEnd w:id="9"/>
+    <w:bookmarkStart w:id="10" w:name="repository-structure"/>
     <w:p>
       <w:pPr>
         <w:pStyle w:val="Heading2"/>
       </w:pPr>
       <w:r>
-        <w:t xml:space="preserve">1. Project Overview</w:t>
-      </w:r>
-    </w:p>
-    <w:p>
-      <w:pPr>
-        <w:pStyle w:val="FirstParagraph"/>
-      </w:pPr>
-      <w:r>
-        <w:t xml:space="preserve">The Navigators project is an advanced AI/ML-driven Intelligent Dead Reckoning (IDR) system designed to solve the critical problem of GNSS (GPS/NavIC) denial. When a vehicle enters a tunnel, dense urban environment, or faces signal spoofing, traditional navigation fails. Our solution uses deep learning on ubiquitous smartphone IMU sensors (accelerometer and gyroscope) to accurately estimate vehicle motion, fusing it with map data to provide uninterrupted, highly precise navigation.</w:t>
-      </w:r>
-    </w:p>
-    <w:p>
-      <w:r>
-        <w:pict>
-          <v:rect style="width:0;height:1.5pt" o:hralign="center" o:hrstd="t" o:hr="t"/>
-        </w:pict>
-      </w:r>
-    </w:p>
-    <w:bookmarkEnd w:id="9"/>
-    <w:bookmarkStart w:id="14" w:name="theoretical-foundation"/>
-    <w:p>
-      <w:pPr>
-        <w:pStyle w:val="Heading2"/>
-      </w:pPr>
-      <w:r>
-        <w:t xml:space="preserve">2. Theoretical Foundation</w:t>
-      </w:r>
-    </w:p>
-    <w:p>
-      <w:pPr>
-        <w:pStyle w:val="FirstParagraph"/>
-      </w:pPr>
-      <w:r>
-        <w:t xml:space="preserve">The system relies on four core technical pillars:</w:t>
-      </w:r>
-    </w:p>
-    <w:bookmarkStart w:id="10" w:name="deep-learning-for-inertial-odometry"/>
-    <w:p>
-      <w:pPr>
-        <w:pStyle w:val="Heading3"/>
-      </w:pPr>
-      <w:r>
-        <w:t xml:space="preserve">2.1 Deep Learning for Inertial Odometry</w:t>
-      </w:r>
-    </w:p>
-    <w:p>
-      <w:pPr>
-        <w:pStyle w:val="FirstParagraph"/>
-      </w:pPr>
-      <w:r>
-        <w:t xml:space="preserve">Traditional physical integration of IMU data causes rapid, uncorrectable drift due to compounding sensor noise. Instead, we treat motion estimation as a sequence-to-sequence problem. Using a</w:t>
-      </w:r>
-      <w:r>
-        <w:t xml:space="preserve"> </w:t>
-      </w:r>
-      <w:r>
-        <w:rPr>
-          <w:b/>
-          <w:bCs/>
-        </w:rPr>
-        <w:t xml:space="preserve">Temporal Convolutional Network (TCN)</w:t>
-      </w:r>
-      <w:r>
-        <w:t xml:space="preserve">, the AI learns the complex implicit patterns of human driving and vehicle dynamics, accurately predicting 2D velocity from a rolling window of IMU readings.</w:t>
-      </w:r>
-    </w:p>
-    <w:bookmarkEnd w:id="10"/>
-    <w:bookmarkStart w:id="11" w:name="signal-conditioning-median-filtering"/>
-    <w:p>
-      <w:pPr>
-        <w:pStyle w:val="Heading3"/>
-      </w:pPr>
-      <w:r>
-        <w:t xml:space="preserve">2.2 Signal Conditioning (Median Filtering)</w:t>
-      </w:r>
-    </w:p>
-    <w:p>
-      <w:pPr>
-        <w:pStyle w:val="FirstParagraph"/>
-      </w:pPr>
-      <w:r>
-        <w:t xml:space="preserve">A major challenge is mechanical noise—specifically impulsive shocks from potholes or speed bumps that can confuse the AI. Our pipeline incorporates</w:t>
-      </w:r>
-      <w:r>
-        <w:t xml:space="preserve"> </w:t>
-      </w:r>
-      <w:r>
-        <w:rPr>
-          <w:b/>
-          <w:bCs/>
-        </w:rPr>
-        <w:t xml:space="preserve">non-linear median filters</w:t>
-      </w:r>
-      <w:r>
-        <w:t xml:space="preserve"> </w:t>
-      </w:r>
-      <w:r>
-        <w:t xml:space="preserve">to mathematically isolate and remove these shock artifacts while preserving the underlying acceleration envelope.</w:t>
-      </w:r>
-    </w:p>
-    <w:bookmarkEnd w:id="11"/>
-    <w:bookmarkStart w:id="12" w:name="optimal-sensor-fusion-ekf"/>
-    <w:p>
-      <w:pPr>
-        <w:pStyle w:val="Heading3"/>
-      </w:pPr>
-      <w:r>
-        <w:t xml:space="preserve">2.3 Optimal Sensor Fusion (EKF)</w:t>
-      </w:r>
-    </w:p>
-    <w:p>
-      <w:pPr>
-        <w:pStyle w:val="FirstParagraph"/>
-      </w:pPr>
-      <w:r>
-        <w:t xml:space="preserve">To merge GNSS coordinates (when available) with the AI’s velocity predictions, we employ a</w:t>
-      </w:r>
-      <w:r>
-        <w:t xml:space="preserve"> </w:t>
-      </w:r>
-      <w:r>
-        <w:rPr>
-          <w:b/>
-          <w:bCs/>
-        </w:rPr>
-        <w:t xml:space="preserve">15-State Extended Kalman Filter (EKF)</w:t>
-      </w:r>
-      <w:r>
-        <w:t xml:space="preserve">. The EKF tracks position, velocity, orientation, and sensor biases simultaneously. When GNSS drops, the EKF optimally integrates the AI predictions with high confidence, falling back to Dead Reckoning.</w:t>
-      </w:r>
-    </w:p>
-    <w:bookmarkEnd w:id="12"/>
-    <w:bookmarkStart w:id="13" w:name="kinematic-constraints-snapping"/>
-    <w:p>
-      <w:pPr>
-        <w:pStyle w:val="Heading3"/>
-      </w:pPr>
-      <w:r>
-        <w:t xml:space="preserve">2.4 Kinematic Constraints &amp; Snapping</w:t>
-      </w:r>
-    </w:p>
-    <w:p>
-      <w:pPr>
-        <w:pStyle w:val="FirstParagraph"/>
-      </w:pPr>
-      <w:r>
-        <w:t xml:space="preserve">Vehicles cannot move sideways (sideslip) under normal conditions. We enforce</w:t>
-      </w:r>
-      <w:r>
-        <w:t xml:space="preserve"> </w:t>
-      </w:r>
-      <w:r>
-        <w:rPr>
-          <w:b/>
-          <w:bCs/>
-        </w:rPr>
-        <w:t xml:space="preserve">Non-Holonomic Constraints (NHC)</w:t>
-      </w:r>
-      <w:r>
-        <w:t xml:space="preserve"> </w:t>
-      </w:r>
-      <w:r>
-        <w:t xml:space="preserve">to suppress lateral drift. Furthermore, when the vehicle stops,</w:t>
-      </w:r>
-      <w:r>
-        <w:t xml:space="preserve"> </w:t>
-      </w:r>
-      <w:r>
-        <w:rPr>
-          <w:b/>
-          <w:bCs/>
-        </w:rPr>
-        <w:t xml:space="preserve">Zero Velocity Updates (ZUPT)</w:t>
-      </w:r>
-      <w:r>
-        <w:t xml:space="preserve"> </w:t>
-      </w:r>
-      <w:r>
-        <w:t xml:space="preserve">reset accumulated errors to zero. Finally,</w:t>
-      </w:r>
-      <w:r>
-        <w:t xml:space="preserve"> </w:t>
-      </w:r>
-      <w:r>
-        <w:rPr>
-          <w:b/>
-          <w:bCs/>
-        </w:rPr>
-        <w:t xml:space="preserve">Geometric Map Matching</w:t>
-      </w:r>
-      <w:r>
-        <w:t xml:space="preserve"> </w:t>
-      </w:r>
-      <w:r>
-        <w:t xml:space="preserve">algorithms snap the estimated trajectory back to the mathematical centerlines of known road networks.</w:t>
-      </w:r>
-    </w:p>
-    <w:p>
-      <w:r>
-        <w:pict>
-          <v:rect style="width:0;height:1.5pt" o:hralign="center" o:hrstd="t" o:hr="t"/>
-        </w:pict>
-      </w:r>
-    </w:p>
-    <w:bookmarkEnd w:id="13"/>
-    <w:bookmarkEnd w:id="14"/>
-    <w:bookmarkStart w:id="17" w:name="engineering-architecture"/>
-    <w:p>
-      <w:pPr>
-        <w:pStyle w:val="Heading2"/>
-      </w:pPr>
-      <w:r>
-        <w:t xml:space="preserve">3. Engineering Architecture</w:t>
-      </w:r>
-    </w:p>
-    <w:bookmarkStart w:id="15" w:name="python-backend-training-benchmarking"/>
-    <w:p>
-      <w:pPr>
-        <w:pStyle w:val="Heading3"/>
-      </w:pPr>
-      <w:r>
-        <w:t xml:space="preserve">3.1 Python Backend (Training &amp; Benchmarking)</w:t>
+        <w:t xml:space="preserve">Repository Structure</w:t>
       </w:r>
     </w:p>
     <w:p>
@@ -292,16 +48,120 @@
       </w:pPr>
       <w:r>
         <w:rPr>
-          <w:b/>
-          <w:bCs/>
-        </w:rPr>
-        <w:t xml:space="preserve">Framework:</w:t>
-      </w:r>
-      <w:r>
-        <w:t xml:space="preserve"> </w:t>
-      </w:r>
-      <w:r>
-        <w:t xml:space="preserve">PyTorch</w:t>
+          <w:rStyle w:val="VerbatimChar"/>
+        </w:rPr>
+        <w:t xml:space="preserve">/src/navigation/</w:t>
+      </w:r>
+      <w:r>
+        <w:t xml:space="preserve">: Core mathematical engine.</w:t>
+      </w:r>
+    </w:p>
+    <w:p>
+      <w:pPr>
+        <w:pStyle w:val="Compact"/>
+        <w:numPr>
+          <w:ilvl w:val="1"/>
+          <w:numId w:val="1002"/>
+        </w:numPr>
+      </w:pPr>
+      <w:r>
+        <w:rPr>
+          <w:rStyle w:val="VerbatimChar"/>
+        </w:rPr>
+        <w:t xml:space="preserve">ekf.py</w:t>
+      </w:r>
+      <w:r>
+        <w:t xml:space="preserve">: The 15-state Extended Kalman Filter.</w:t>
+      </w:r>
+    </w:p>
+    <w:p>
+      <w:pPr>
+        <w:pStyle w:val="Compact"/>
+        <w:numPr>
+          <w:ilvl w:val="1"/>
+          <w:numId w:val="1002"/>
+        </w:numPr>
+      </w:pPr>
+      <w:r>
+        <w:rPr>
+          <w:rStyle w:val="VerbatimChar"/>
+        </w:rPr>
+        <w:t xml:space="preserve">nhc.py</w:t>
+      </w:r>
+      <w:r>
+        <w:t xml:space="preserve">: Non-Holonomic Constraint processor.</w:t>
+      </w:r>
+    </w:p>
+    <w:p>
+      <w:pPr>
+        <w:pStyle w:val="Compact"/>
+        <w:numPr>
+          <w:ilvl w:val="1"/>
+          <w:numId w:val="1002"/>
+        </w:numPr>
+      </w:pPr>
+      <w:r>
+        <w:rPr>
+          <w:rStyle w:val="VerbatimChar"/>
+        </w:rPr>
+        <w:t xml:space="preserve">zupt.py</w:t>
+      </w:r>
+      <w:r>
+        <w:t xml:space="preserve">: Zero-Velocity Update detector.</w:t>
+      </w:r>
+    </w:p>
+    <w:p>
+      <w:pPr>
+        <w:pStyle w:val="Compact"/>
+        <w:numPr>
+          <w:ilvl w:val="1"/>
+          <w:numId w:val="1002"/>
+        </w:numPr>
+      </w:pPr>
+      <w:r>
+        <w:rPr>
+          <w:rStyle w:val="VerbatimChar"/>
+        </w:rPr>
+        <w:t xml:space="preserve">map_matching.py</w:t>
+      </w:r>
+      <w:r>
+        <w:t xml:space="preserve">: Offline geographic snapping.</w:t>
+      </w:r>
+    </w:p>
+    <w:p>
+      <w:pPr>
+        <w:pStyle w:val="Compact"/>
+        <w:numPr>
+          <w:ilvl w:val="1"/>
+          <w:numId w:val="1002"/>
+        </w:numPr>
+      </w:pPr>
+      <w:r>
+        <w:rPr>
+          <w:rStyle w:val="VerbatimChar"/>
+        </w:rPr>
+        <w:t xml:space="preserve">dead_reckoning.py</w:t>
+      </w:r>
+      <w:r>
+        <w:t xml:space="preserve">: State manager for GNSS-denied periods.</w:t>
+      </w:r>
+    </w:p>
+    <w:p>
+      <w:pPr>
+        <w:pStyle w:val="Compact"/>
+        <w:numPr>
+          <w:ilvl w:val="1"/>
+          <w:numId w:val="1002"/>
+        </w:numPr>
+      </w:pPr>
+      <w:r>
+        <w:rPr>
+          <w:rStyle w:val="VerbatimChar"/>
+        </w:rPr>
+        <w:t xml:space="preserve">alignment.py</w:t>
+      </w:r>
+      <w:r>
+        <w:t xml:space="preserve">: Smartphone-to-vehicle PCA alignment.</w:t>
       </w:r>
     </w:p>
     <w:p>
@@ -314,16 +174,30 @@
       </w:pPr>
       <w:r>
         <w:rPr>
-          <w:b/>
-          <w:bCs/>
-        </w:rPr>
-        <w:t xml:space="preserve">Data Loaders:</w:t>
-      </w:r>
-      <w:r>
-        <w:t xml:space="preserve"> </w:t>
-      </w:r>
-      <w:r>
-        <w:t xml:space="preserve">Processes the massive IO-VNBD dataset (58 hours of driving data).</w:t>
+          <w:rStyle w:val="VerbatimChar"/>
+        </w:rPr>
+        <w:t xml:space="preserve">/src/models/</w:t>
+      </w:r>
+      <w:r>
+        <w:t xml:space="preserve">: AI/ML processing.</w:t>
+      </w:r>
+    </w:p>
+    <w:p>
+      <w:pPr>
+        <w:pStyle w:val="Compact"/>
+        <w:numPr>
+          <w:ilvl w:val="1"/>
+          <w:numId w:val="1003"/>
+        </w:numPr>
+      </w:pPr>
+      <w:r>
+        <w:rPr>
+          <w:rStyle w:val="VerbatimChar"/>
+        </w:rPr>
+        <w:t xml:space="preserve">tcn_model.py</w:t>
+      </w:r>
+      <w:r>
+        <w:t xml:space="preserve">: Temporal Convolutional Network logic.</w:t>
       </w:r>
     </w:p>
     <w:p>
@@ -336,16 +210,30 @@
       </w:pPr>
       <w:r>
         <w:rPr>
-          <w:b/>
-          <w:bCs/>
-        </w:rPr>
-        <w:t xml:space="preserve">Augmentation Pipeline:</w:t>
-      </w:r>
-      <w:r>
-        <w:t xml:space="preserve"> </w:t>
-      </w:r>
-      <w:r>
-        <w:t xml:space="preserve">Injects continuous Gaussian noise, impulsive shocks, speed variation, and orientation misalignment to force the model to generalize across devices.</w:t>
+          <w:rStyle w:val="VerbatimChar"/>
+        </w:rPr>
+        <w:t xml:space="preserve">/src/data/</w:t>
+      </w:r>
+      <w:r>
+        <w:t xml:space="preserve">: Data handling.</w:t>
+      </w:r>
+    </w:p>
+    <w:p>
+      <w:pPr>
+        <w:pStyle w:val="Compact"/>
+        <w:numPr>
+          <w:ilvl w:val="1"/>
+          <w:numId w:val="1004"/>
+        </w:numPr>
+      </w:pPr>
+      <w:r>
+        <w:rPr>
+          <w:rStyle w:val="VerbatimChar"/>
+        </w:rPr>
+        <w:t xml:space="preserve">preprocessor.py</w:t>
+      </w:r>
+      <w:r>
+        <w:t xml:space="preserve">: Butterworth and Median filters.</w:t>
       </w:r>
     </w:p>
     <w:p>
@@ -358,35 +246,30 @@
       </w:pPr>
       <w:r>
         <w:rPr>
-          <w:b/>
-          <w:bCs/>
-        </w:rPr>
-        <w:t xml:space="preserve">Evaluation:</w:t>
-      </w:r>
-      <w:r>
-        <w:t xml:space="preserve"> </w:t>
-      </w:r>
-      <w:r>
-        <w:t xml:space="preserve">Python scripts (</w:t>
-      </w:r>
-      <w:r>
-        <w:rPr>
-          <w:rStyle w:val="VerbatimChar"/>
-        </w:rPr>
-        <w:t xml:space="preserve">benchmark.py</w:t>
-      </w:r>
-      <w:r>
-        <w:t xml:space="preserve">) run rigorous GNSS-outage simulations to score the model against strict targets (e.g., &lt; 100m drift over 1km).</w:t>
-      </w:r>
-    </w:p>
-    <w:bookmarkEnd w:id="15"/>
-    <w:bookmarkStart w:id="16" w:name="javascript-edge-engine-deployment"/>
-    <w:p>
-      <w:pPr>
-        <w:pStyle w:val="Heading3"/>
-      </w:pPr>
-      <w:r>
-        <w:t xml:space="preserve">3.2 JavaScript Edge Engine (Deployment)</w:t>
+          <w:rStyle w:val="VerbatimChar"/>
+        </w:rPr>
+        <w:t xml:space="preserve">/src/api/</w:t>
+      </w:r>
+      <w:r>
+        <w:t xml:space="preserve">: Interfaces.</w:t>
+      </w:r>
+    </w:p>
+    <w:p>
+      <w:pPr>
+        <w:pStyle w:val="Compact"/>
+        <w:numPr>
+          <w:ilvl w:val="1"/>
+          <w:numId w:val="1005"/>
+        </w:numPr>
+      </w:pPr>
+      <w:r>
+        <w:rPr>
+          <w:rStyle w:val="VerbatimChar"/>
+        </w:rPr>
+        <w:t xml:space="preserve">server.py</w:t>
+      </w:r>
+      <w:r>
+        <w:t xml:space="preserve">: FastAPI implementation serving REST endpoints and WebSockets.</w:t>
       </w:r>
     </w:p>
     <w:p>
@@ -394,21 +277,54 @@
         <w:pStyle w:val="Compact"/>
         <w:numPr>
           <w:ilvl w:val="0"/>
-          <w:numId w:val="1002"/>
+          <w:numId w:val="1001"/>
         </w:numPr>
       </w:pPr>
       <w:r>
         <w:rPr>
-          <w:b/>
-          <w:bCs/>
-        </w:rPr>
-        <w:t xml:space="preserve">Platform:</w:t>
-      </w:r>
-      <w:r>
-        <w:t xml:space="preserve"> </w:t>
-      </w:r>
-      <w:r>
-        <w:t xml:space="preserve">100% Offline Progressive Web App (PWA).</w:t>
+          <w:rStyle w:val="VerbatimChar"/>
+        </w:rPr>
+        <w:t xml:space="preserve">/scripts/</w:t>
+      </w:r>
+      <w:r>
+        <w:t xml:space="preserve">: Evaluation and Utilities.</w:t>
+      </w:r>
+    </w:p>
+    <w:p>
+      <w:pPr>
+        <w:pStyle w:val="Compact"/>
+        <w:numPr>
+          <w:ilvl w:val="1"/>
+          <w:numId w:val="1006"/>
+        </w:numPr>
+      </w:pPr>
+      <w:r>
+        <w:rPr>
+          <w:rStyle w:val="VerbatimChar"/>
+        </w:rPr>
+        <w:t xml:space="preserve">benchmark.py</w:t>
+      </w:r>
+      <w:r>
+        <w:t xml:space="preserve">: Systematic benchmark evaluation for ISRO targets.</w:t>
+      </w:r>
+    </w:p>
+    <w:bookmarkEnd w:id="10"/>
+    <w:bookmarkStart w:id="16" w:name="local-setup"/>
+    <w:p>
+      <w:pPr>
+        <w:pStyle w:val="Heading2"/>
+      </w:pPr>
+      <w:r>
+        <w:t xml:space="preserve">Local Setup</w:t>
+      </w:r>
+    </w:p>
+    <w:bookmarkStart w:id="11" w:name="environment-requirements"/>
+    <w:p>
+      <w:pPr>
+        <w:pStyle w:val="Heading3"/>
+      </w:pPr>
+      <w:r>
+        <w:t xml:space="preserve">1. Environment Requirements</w:t>
       </w:r>
     </w:p>
     <w:p>
@@ -416,21 +332,11 @@
         <w:pStyle w:val="Compact"/>
         <w:numPr>
           <w:ilvl w:val="0"/>
-          <w:numId w:val="1002"/>
+          <w:numId w:val="1007"/>
         </w:numPr>
       </w:pPr>
       <w:r>
-        <w:rPr>
-          <w:b/>
-          <w:bCs/>
-        </w:rPr>
-        <w:t xml:space="preserve">Inference:</w:t>
-      </w:r>
-      <w:r>
-        <w:t xml:space="preserve"> </w:t>
-      </w:r>
-      <w:r>
-        <w:t xml:space="preserve">PyTorch models are converted to ONNX and run via WebAssembly (ONNX Runtime Web) on the device CPU.</w:t>
+        <w:t xml:space="preserve">Python 3.9+</w:t>
       </w:r>
     </w:p>
     <w:p>
@@ -438,365 +344,341 @@
         <w:pStyle w:val="Compact"/>
         <w:numPr>
           <w:ilvl w:val="0"/>
-          <w:numId w:val="1002"/>
+          <w:numId w:val="1007"/>
         </w:numPr>
       </w:pPr>
       <w:r>
         <w:rPr>
+          <w:rStyle w:val="VerbatimChar"/>
+        </w:rPr>
+        <w:t xml:space="preserve">pip</w:t>
+      </w:r>
+    </w:p>
+    <w:bookmarkEnd w:id="11"/>
+    <w:bookmarkStart w:id="12" w:name="installation"/>
+    <w:p>
+      <w:pPr>
+        <w:pStyle w:val="Heading3"/>
+      </w:pPr>
+      <w:r>
+        <w:t xml:space="preserve">2. Installation</w:t>
+      </w:r>
+    </w:p>
+    <w:p>
+      <w:pPr>
+        <w:pStyle w:val="SourceCode"/>
+      </w:pPr>
+      <w:r>
+        <w:rPr>
+          <w:rStyle w:val="ExtensionTok"/>
+        </w:rPr>
+        <w:t xml:space="preserve">python3</w:t>
+      </w:r>
+      <w:r>
+        <w:rPr>
+          <w:rStyle w:val="NormalTok"/>
+        </w:rPr>
+        <w:t xml:space="preserve"> </w:t>
+      </w:r>
+      <w:r>
+        <w:rPr>
+          <w:rStyle w:val="AttributeTok"/>
+        </w:rPr>
+        <w:t xml:space="preserve">-m</w:t>
+      </w:r>
+      <w:r>
+        <w:rPr>
+          <w:rStyle w:val="NormalTok"/>
+        </w:rPr>
+        <w:t xml:space="preserve"> venv .venv</w:t>
+      </w:r>
+      <w:r>
+        <w:br/>
+      </w:r>
+      <w:r>
+        <w:rPr>
+          <w:rStyle w:val="BuiltInTok"/>
+        </w:rPr>
+        <w:t xml:space="preserve">source</w:t>
+      </w:r>
+      <w:r>
+        <w:rPr>
+          <w:rStyle w:val="NormalTok"/>
+        </w:rPr>
+        <w:t xml:space="preserve"> .venv/bin/activate</w:t>
+      </w:r>
+      <w:r>
+        <w:br/>
+      </w:r>
+      <w:r>
+        <w:rPr>
+          <w:rStyle w:val="ExtensionTok"/>
+        </w:rPr>
+        <w:t xml:space="preserve">pip</w:t>
+      </w:r>
+      <w:r>
+        <w:rPr>
+          <w:rStyle w:val="NormalTok"/>
+        </w:rPr>
+        <w:t xml:space="preserve"> install </w:t>
+      </w:r>
+      <w:r>
+        <w:rPr>
+          <w:rStyle w:val="AttributeTok"/>
+        </w:rPr>
+        <w:t xml:space="preserve">-r</w:t>
+      </w:r>
+      <w:r>
+        <w:rPr>
+          <w:rStyle w:val="NormalTok"/>
+        </w:rPr>
+        <w:t xml:space="preserve"> requirements.txt</w:t>
+      </w:r>
+    </w:p>
+    <w:bookmarkEnd w:id="12"/>
+    <w:bookmarkStart w:id="13" w:name="running-the-benchmarks"/>
+    <w:p>
+      <w:pPr>
+        <w:pStyle w:val="Heading3"/>
+      </w:pPr>
+      <w:r>
+        <w:t xml:space="preserve">3. Running the Benchmarks</w:t>
+      </w:r>
+    </w:p>
+    <w:p>
+      <w:pPr>
+        <w:pStyle w:val="FirstParagraph"/>
+      </w:pPr>
+      <w:r>
+        <w:t xml:space="preserve">To prove the system works, run the automated benchmark suite. It tests ablation configurations and the 50m / 1000m GNSS outages.</w:t>
+      </w:r>
+    </w:p>
+    <w:p>
+      <w:pPr>
+        <w:pStyle w:val="SourceCode"/>
+      </w:pPr>
+      <w:r>
+        <w:rPr>
+          <w:rStyle w:val="ExtensionTok"/>
+        </w:rPr>
+        <w:t xml:space="preserve">python</w:t>
+      </w:r>
+      <w:r>
+        <w:rPr>
+          <w:rStyle w:val="NormalTok"/>
+        </w:rPr>
+        <w:t xml:space="preserve"> scripts/benchmark.py</w:t>
+      </w:r>
+    </w:p>
+    <w:p>
+      <w:pPr>
+        <w:pStyle w:val="FirstParagraph"/>
+      </w:pPr>
+      <w:r>
+        <w:rPr>
+          <w:i/>
+          <w:iCs/>
+        </w:rPr>
+        <w:t xml:space="preserve">Expected output: All sections report</w:t>
+      </w:r>
+      <w:r>
+        <w:rPr>
+          <w:i/>
+          <w:iCs/>
+        </w:rPr>
+        <w:t xml:space="preserve"> </w:t>
+      </w:r>
+      <w:r>
+        <w:rPr>
+          <w:rStyle w:val="VerbatimChar"/>
+          <w:i/>
+          <w:iCs/>
+        </w:rPr>
+        <w:t xml:space="preserve">PASS ✓</w:t>
+      </w:r>
+      <w:r>
+        <w:rPr>
+          <w:i/>
+          <w:iCs/>
+        </w:rPr>
+        <w:t xml:space="preserve"> </w:t>
+      </w:r>
+      <w:r>
+        <w:rPr>
+          <w:i/>
+          <w:iCs/>
+        </w:rPr>
+        <w:t xml:space="preserve">and Drift Percentages &lt; 10%.</w:t>
+      </w:r>
+    </w:p>
+    <w:bookmarkEnd w:id="13"/>
+    <w:bookmarkStart w:id="14" w:name="running-the-navigation-server"/>
+    <w:p>
+      <w:pPr>
+        <w:pStyle w:val="Heading3"/>
+      </w:pPr>
+      <w:r>
+        <w:t xml:space="preserve">4. Running the Navigation Server</w:t>
+      </w:r>
+    </w:p>
+    <w:p>
+      <w:pPr>
+        <w:pStyle w:val="FirstParagraph"/>
+      </w:pPr>
+      <w:r>
+        <w:t xml:space="preserve">To run the local backend server that can accept real sensor data:</w:t>
+      </w:r>
+    </w:p>
+    <w:p>
+      <w:pPr>
+        <w:pStyle w:val="SourceCode"/>
+      </w:pPr>
+      <w:r>
+        <w:rPr>
+          <w:rStyle w:val="ExtensionTok"/>
+        </w:rPr>
+        <w:t xml:space="preserve">python</w:t>
+      </w:r>
+      <w:r>
+        <w:rPr>
+          <w:rStyle w:val="NormalTok"/>
+        </w:rPr>
+        <w:t xml:space="preserve"> src/api/server.py</w:t>
+      </w:r>
+    </w:p>
+    <w:p>
+      <w:pPr>
+        <w:pStyle w:val="FirstParagraph"/>
+      </w:pPr>
+      <w:r>
+        <w:t xml:space="preserve">This will start a FastAPI server at</w:t>
+      </w:r>
+      <w:r>
+        <w:t xml:space="preserve"> </w:t>
+      </w:r>
+      <w:r>
+        <w:rPr>
+          <w:rStyle w:val="VerbatimChar"/>
+        </w:rPr>
+        <w:t xml:space="preserve">http://localhost:8000</w:t>
+      </w:r>
+      <w:r>
+        <w:t xml:space="preserve">.</w:t>
+      </w:r>
+    </w:p>
+    <w:bookmarkEnd w:id="14"/>
+    <w:bookmarkStart w:id="15" w:name="interacting-with-the-api"/>
+    <w:p>
+      <w:pPr>
+        <w:pStyle w:val="Heading3"/>
+      </w:pPr>
+      <w:r>
+        <w:t xml:space="preserve">5. Interacting with the API</w:t>
+      </w:r>
+    </w:p>
+    <w:p>
+      <w:pPr>
+        <w:pStyle w:val="FirstParagraph"/>
+      </w:pPr>
+      <w:r>
+        <w:t xml:space="preserve">The server exposes several endpoints for external clients (like a React Native or Flutter mobile app) to communicate with:</w:t>
+      </w:r>
+      <w:r>
+        <w:t xml:space="preserve"> </w:t>
+      </w:r>
+      <w:r>
+        <w:t xml:space="preserve">-</w:t>
+      </w:r>
+      <w:r>
+        <w:t xml:space="preserve"> </w:t>
+      </w:r>
+      <w:r>
+        <w:rPr>
+          <w:rStyle w:val="VerbatimChar"/>
           <w:b/>
           <w:bCs/>
         </w:rPr>
-        <w:t xml:space="preserve">Native Logic:</w:t>
+        <w:t xml:space="preserve">GET /health</w:t>
+      </w:r>
+      <w:r>
+        <w:t xml:space="preserve">: Verifies the service is running.</w:t>
       </w:r>
       <w:r>
         <w:t xml:space="preserve"> </w:t>
       </w:r>
       <w:r>
-        <w:t xml:space="preserve">The complete 15-state EKF, Median Filters, ZUPT, NHC, and Map Matching algorithms are written in pure JavaScript, eliminating all server dependencies.</w:t>
-      </w:r>
-    </w:p>
-    <w:p>
-      <w:pPr>
-        <w:pStyle w:val="Compact"/>
-        <w:numPr>
-          <w:ilvl w:val="0"/>
-          <w:numId w:val="1002"/>
-        </w:numPr>
-      </w:pPr>
-      <w:r>
-        <w:rPr>
+        <w:t xml:space="preserve">-</w:t>
+      </w:r>
+      <w:r>
+        <w:t xml:space="preserve"> </w:t>
+      </w:r>
+      <w:r>
+        <w:rPr>
+          <w:rStyle w:val="VerbatimChar"/>
           <w:b/>
           <w:bCs/>
         </w:rPr>
-        <w:t xml:space="preserve">UI:</w:t>
+        <w:t xml:space="preserve">POST /session/start</w:t>
+      </w:r>
+      <w:r>
+        <w:t xml:space="preserve">: Creates a new tracking session and returns a</w:t>
       </w:r>
       <w:r>
         <w:t xml:space="preserve"> </w:t>
       </w:r>
       <w:r>
-        <w:t xml:space="preserve">Leaflet.js renders the live trajectory locally.</w:t>
-      </w:r>
-    </w:p>
-    <w:p>
-      <w:r>
-        <w:pict>
-          <v:rect style="width:0;height:1.5pt" o:hralign="center" o:hrstd="t" o:hr="t"/>
-        </w:pict>
-      </w:r>
-    </w:p>
+        <w:rPr>
+          <w:rStyle w:val="VerbatimChar"/>
+        </w:rPr>
+        <w:t xml:space="preserve">session_id</w:t>
+      </w:r>
+      <w:r>
+        <w:t xml:space="preserve">.</w:t>
+      </w:r>
+      <w:r>
+        <w:t xml:space="preserve"> </w:t>
+      </w:r>
+      <w:r>
+        <w:t xml:space="preserve">-</w:t>
+      </w:r>
+      <w:r>
+        <w:t xml:space="preserve"> </w:t>
+      </w:r>
+      <w:r>
+        <w:rPr>
+          <w:rStyle w:val="VerbatimChar"/>
+          <w:b/>
+          <w:bCs/>
+        </w:rPr>
+        <w:t xml:space="preserve">POST /sensor/batch</w:t>
+      </w:r>
+      <w:r>
+        <w:t xml:space="preserve">: Uploads a batch of IMU and GNSS data to be processed by the EKF.</w:t>
+      </w:r>
+      <w:r>
+        <w:t xml:space="preserve"> </w:t>
+      </w:r>
+      <w:r>
+        <w:t xml:space="preserve">-</w:t>
+      </w:r>
+      <w:r>
+        <w:t xml:space="preserve"> </w:t>
+      </w:r>
+      <w:r>
+        <w:rPr>
+          <w:rStyle w:val="VerbatimChar"/>
+          <w:b/>
+          <w:bCs/>
+        </w:rPr>
+        <w:t xml:space="preserve">GET /navigation/state</w:t>
+      </w:r>
+      <w:r>
+        <w:t xml:space="preserve">: Retrieves the current map-matched position and mode (GNSS or DR).</w:t>
+      </w:r>
+    </w:p>
+    <w:bookmarkEnd w:id="15"/>
     <w:bookmarkEnd w:id="16"/>
     <w:bookmarkEnd w:id="17"/>
-    <w:bookmarkStart w:id="21" w:name="setup-and-operation-guide"/>
-    <w:p>
-      <w:pPr>
-        <w:pStyle w:val="Heading2"/>
-      </w:pPr>
-      <w:r>
-        <w:t xml:space="preserve">4. Setup and Operation Guide</w:t>
-      </w:r>
-    </w:p>
-    <w:bookmarkStart w:id="18" w:name="training-the-model"/>
-    <w:p>
-      <w:pPr>
-        <w:pStyle w:val="Heading3"/>
-      </w:pPr>
-      <w:r>
-        <w:t xml:space="preserve">4.1 Training the Model</w:t>
-      </w:r>
-    </w:p>
-    <w:p>
-      <w:pPr>
-        <w:pStyle w:val="Compact"/>
-        <w:numPr>
-          <w:ilvl w:val="0"/>
-          <w:numId w:val="1003"/>
-        </w:numPr>
-      </w:pPr>
-      <w:r>
-        <w:t xml:space="preserve">Ensure the IO-VNBD dataset is placed in</w:t>
-      </w:r>
-      <w:r>
-        <w:t xml:space="preserve"> </w:t>
-      </w:r>
-      <w:r>
-        <w:rPr>
-          <w:rStyle w:val="VerbatimChar"/>
-        </w:rPr>
-        <w:t xml:space="preserve">data/raw/</w:t>
-      </w:r>
-      <w:r>
-        <w:t xml:space="preserve"> </w:t>
-      </w:r>
-      <w:r>
-        <w:t xml:space="preserve">and processed using</w:t>
-      </w:r>
-      <w:r>
-        <w:t xml:space="preserve"> </w:t>
-      </w:r>
-      <w:r>
-        <w:rPr>
-          <w:rStyle w:val="VerbatimChar"/>
-        </w:rPr>
-        <w:t xml:space="preserve">scripts/process_data.py</w:t>
-      </w:r>
-      <w:r>
-        <w:t xml:space="preserve">.</w:t>
-      </w:r>
-    </w:p>
-    <w:p>
-      <w:pPr>
-        <w:pStyle w:val="Compact"/>
-        <w:numPr>
-          <w:ilvl w:val="0"/>
-          <w:numId w:val="1003"/>
-        </w:numPr>
-      </w:pPr>
-      <w:r>
-        <w:t xml:space="preserve">Run</w:t>
-      </w:r>
-      <w:r>
-        <w:t xml:space="preserve"> </w:t>
-      </w:r>
-      <w:r>
-        <w:rPr>
-          <w:rStyle w:val="VerbatimChar"/>
-        </w:rPr>
-        <w:t xml:space="preserve">python scripts/train.py</w:t>
-      </w:r>
-      <w:r>
-        <w:t xml:space="preserve"> </w:t>
-      </w:r>
-      <w:r>
-        <w:t xml:space="preserve">to train the TCN model with augmentations.</w:t>
-      </w:r>
-    </w:p>
-    <w:p>
-      <w:pPr>
-        <w:pStyle w:val="Compact"/>
-        <w:numPr>
-          <w:ilvl w:val="0"/>
-          <w:numId w:val="1003"/>
-        </w:numPr>
-      </w:pPr>
-      <w:r>
-        <w:t xml:space="preserve">Use</w:t>
-      </w:r>
-      <w:r>
-        <w:t xml:space="preserve"> </w:t>
-      </w:r>
-      <w:r>
-        <w:rPr>
-          <w:rStyle w:val="VerbatimChar"/>
-        </w:rPr>
-        <w:t xml:space="preserve">python src/edge/onnx_export.py</w:t>
-      </w:r>
-      <w:r>
-        <w:t xml:space="preserve"> </w:t>
-      </w:r>
-      <w:r>
-        <w:t xml:space="preserve">to compile the trained weights to</w:t>
-      </w:r>
-      <w:r>
-        <w:t xml:space="preserve"> </w:t>
-      </w:r>
-      <w:r>
-        <w:rPr>
-          <w:rStyle w:val="VerbatimChar"/>
-        </w:rPr>
-        <w:t xml:space="preserve">simulator/model.onnx</w:t>
-      </w:r>
-      <w:r>
-        <w:t xml:space="preserve">.</w:t>
-      </w:r>
-    </w:p>
-    <w:bookmarkEnd w:id="18"/>
-    <w:bookmarkStart w:id="19" w:name="running-the-offline-simulator"/>
-    <w:p>
-      <w:pPr>
-        <w:pStyle w:val="Heading3"/>
-      </w:pPr>
-      <w:r>
-        <w:t xml:space="preserve">4.2 Running the Offline Simulator</w:t>
-      </w:r>
-    </w:p>
-    <w:p>
-      <w:pPr>
-        <w:pStyle w:val="Compact"/>
-        <w:numPr>
-          <w:ilvl w:val="0"/>
-          <w:numId w:val="1004"/>
-        </w:numPr>
-      </w:pPr>
-      <w:r>
-        <w:t xml:space="preserve">Start a local HTTP server:</w:t>
-      </w:r>
-      <w:r>
-        <w:t xml:space="preserve"> </w:t>
-      </w:r>
-      <w:r>
-        <w:rPr>
-          <w:rStyle w:val="VerbatimChar"/>
-        </w:rPr>
-        <w:t xml:space="preserve">python -m http.server 8000</w:t>
-      </w:r>
-      <w:r>
-        <w:t xml:space="preserve"> </w:t>
-      </w:r>
-      <w:r>
-        <w:t xml:space="preserve">in the</w:t>
-      </w:r>
-      <w:r>
-        <w:t xml:space="preserve"> </w:t>
-      </w:r>
-      <w:r>
-        <w:rPr>
-          <w:rStyle w:val="VerbatimChar"/>
-        </w:rPr>
-        <w:t xml:space="preserve">simulator/</w:t>
-      </w:r>
-      <w:r>
-        <w:t xml:space="preserve"> </w:t>
-      </w:r>
-      <w:r>
-        <w:t xml:space="preserve">directory.</w:t>
-      </w:r>
-    </w:p>
-    <w:p>
-      <w:pPr>
-        <w:pStyle w:val="Compact"/>
-        <w:numPr>
-          <w:ilvl w:val="0"/>
-          <w:numId w:val="1004"/>
-        </w:numPr>
-      </w:pPr>
-      <w:r>
-        <w:t xml:space="preserve">Open</w:t>
-      </w:r>
-      <w:r>
-        <w:t xml:space="preserve"> </w:t>
-      </w:r>
-      <w:r>
-        <w:rPr>
-          <w:rStyle w:val="VerbatimChar"/>
-        </w:rPr>
-        <w:t xml:space="preserve">http://localhost:8000</w:t>
-      </w:r>
-      <w:r>
-        <w:t xml:space="preserve"> </w:t>
-      </w:r>
-      <w:r>
-        <w:t xml:space="preserve">in a browser.</w:t>
-      </w:r>
-    </w:p>
-    <w:p>
-      <w:pPr>
-        <w:pStyle w:val="Compact"/>
-        <w:numPr>
-          <w:ilvl w:val="0"/>
-          <w:numId w:val="1004"/>
-        </w:numPr>
-      </w:pPr>
-      <w:r>
-        <w:t xml:space="preserve">The simulator loads the ONNX model, initializes the JS EKF, and plays back historical sensor runs locally, demonstrating GNSS outage recovery natively in the browser.</w:t>
-      </w:r>
-    </w:p>
-    <w:bookmarkEnd w:id="19"/>
-    <w:bookmarkStart w:id="20" w:name="running-the-live-edge-app"/>
-    <w:p>
-      <w:pPr>
-        <w:pStyle w:val="Heading3"/>
-      </w:pPr>
-      <w:r>
-        <w:t xml:space="preserve">4.3 Running the Live Edge App</w:t>
-      </w:r>
-    </w:p>
-    <w:p>
-      <w:pPr>
-        <w:pStyle w:val="Compact"/>
-        <w:numPr>
-          <w:ilvl w:val="0"/>
-          <w:numId w:val="1005"/>
-        </w:numPr>
-      </w:pPr>
-      <w:r>
-        <w:t xml:space="preserve">Host the</w:t>
-      </w:r>
-      <w:r>
-        <w:t xml:space="preserve"> </w:t>
-      </w:r>
-      <w:r>
-        <w:rPr>
-          <w:rStyle w:val="VerbatimChar"/>
-        </w:rPr>
-        <w:t xml:space="preserve">simulator/</w:t>
-      </w:r>
-      <w:r>
-        <w:t xml:space="preserve"> </w:t>
-      </w:r>
-      <w:r>
-        <w:t xml:space="preserve">directory on a secure HTTPS server (required for mobile sensor access).</w:t>
-      </w:r>
-    </w:p>
-    <w:p>
-      <w:pPr>
-        <w:pStyle w:val="Compact"/>
-        <w:numPr>
-          <w:ilvl w:val="0"/>
-          <w:numId w:val="1005"/>
-        </w:numPr>
-      </w:pPr>
-      <w:r>
-        <w:t xml:space="preserve">Open the URL on a mobile device and</w:t>
-      </w:r>
-      <w:r>
-        <w:t xml:space="preserve"> </w:t>
-      </w:r>
-      <w:r>
-        <w:t xml:space="preserve">“Install to Home Screen”</w:t>
-      </w:r>
-      <w:r>
-        <w:t xml:space="preserve"> </w:t>
-      </w:r>
-      <w:r>
-        <w:t xml:space="preserve">as a PWA.</w:t>
-      </w:r>
-    </w:p>
-    <w:p>
-      <w:pPr>
-        <w:pStyle w:val="Compact"/>
-        <w:numPr>
-          <w:ilvl w:val="0"/>
-          <w:numId w:val="1005"/>
-        </w:numPr>
-      </w:pPr>
-      <w:r>
-        <w:t xml:space="preserve">Turn on Airplane Mode to prove offline capabilities.</w:t>
-      </w:r>
-    </w:p>
-    <w:p>
-      <w:pPr>
-        <w:pStyle w:val="Compact"/>
-        <w:numPr>
-          <w:ilvl w:val="0"/>
-          <w:numId w:val="1005"/>
-        </w:numPr>
-      </w:pPr>
-      <w:r>
-        <w:t xml:space="preserve">Mount the phone in a vehicle, press</w:t>
-      </w:r>
-      <w:r>
-        <w:t xml:space="preserve"> </w:t>
-      </w:r>
-      <w:r>
-        <w:t xml:space="preserve">“Start Live Navigation”</w:t>
-      </w:r>
-      <w:r>
-        <w:t xml:space="preserve">, and drive into a GNSS-denied area to observe the Intelligent Dead Reckoning.</w:t>
-      </w:r>
-    </w:p>
-    <w:bookmarkEnd w:id="20"/>
-    <w:bookmarkEnd w:id="21"/>
-    <w:bookmarkEnd w:id="22"/>
     <w:sectPr>
       <w:footnotePr>
         <w:numRestart w:val="eachSect"/>
@@ -1010,91 +892,6 @@
       </w:rPr>
     </w:lvl>
   </w:abstractNum>
-  <w:abstractNum w:abstractNumId="99411">
-    <w:nsid w:val="00A99411"/>
-    <w:multiLevelType w:val="multilevel"/>
-    <w:lvl w:ilvl="0">
-      <w:start w:val="1"/>
-      <w:numFmt w:val="decimal"/>
-      <w:lvlText w:val="%1."/>
-      <w:lvlJc w:val="left"/>
-      <w:pPr>
-        <w:ind w:left="720" w:hanging="360"/>
-      </w:pPr>
-    </w:lvl>
-    <w:lvl w:ilvl="1">
-      <w:start w:val="1"/>
-      <w:numFmt w:val="decimal"/>
-      <w:lvlText w:val="%2."/>
-      <w:lvlJc w:val="left"/>
-      <w:pPr>
-        <w:ind w:left="1440" w:hanging="360"/>
-      </w:pPr>
-    </w:lvl>
-    <w:lvl w:ilvl="2">
-      <w:start w:val="1"/>
-      <w:numFmt w:val="decimal"/>
-      <w:lvlText w:val="%3."/>
-      <w:lvlJc w:val="left"/>
-      <w:pPr>
-        <w:ind w:left="2160" w:hanging="360"/>
-      </w:pPr>
-    </w:lvl>
-    <w:lvl w:ilvl="3">
-      <w:start w:val="1"/>
-      <w:numFmt w:val="decimal"/>
-      <w:lvlText w:val="%4."/>
-      <w:lvlJc w:val="left"/>
-      <w:pPr>
-        <w:ind w:left="2880" w:hanging="360"/>
-      </w:pPr>
-    </w:lvl>
-    <w:lvl w:ilvl="4">
-      <w:start w:val="1"/>
-      <w:numFmt w:val="decimal"/>
-      <w:lvlText w:val="%5."/>
-      <w:lvlJc w:val="left"/>
-      <w:pPr>
-        <w:ind w:left="3600" w:hanging="360"/>
-      </w:pPr>
-    </w:lvl>
-    <w:lvl w:ilvl="5">
-      <w:start w:val="1"/>
-      <w:numFmt w:val="decimal"/>
-      <w:lvlText w:val="%6."/>
-      <w:lvlJc w:val="left"/>
-      <w:pPr>
-        <w:ind w:left="4320" w:hanging="360"/>
-      </w:pPr>
-    </w:lvl>
-    <w:lvl w:ilvl="6">
-      <w:start w:val="1"/>
-      <w:numFmt w:val="decimal"/>
-      <w:lvlText w:val="%7."/>
-      <w:lvlJc w:val="left"/>
-      <w:pPr>
-        <w:ind w:left="5040" w:hanging="360"/>
-      </w:pPr>
-    </w:lvl>
-    <w:lvl w:ilvl="7">
-      <w:start w:val="1"/>
-      <w:numFmt w:val="decimal"/>
-      <w:lvlText w:val="%8."/>
-      <w:lvlJc w:val="left"/>
-      <w:pPr>
-        <w:ind w:left="5760" w:hanging="360"/>
-      </w:pPr>
-    </w:lvl>
-    <w:lvl w:ilvl="8">
-      <w:start w:val="1"/>
-      <w:numFmt w:val="decimal"/>
-      <w:lvlText w:val="%9."/>
-      <w:lvlJc w:val="left"/>
-      <w:pPr>
-        <w:ind w:left="6480" w:hanging="360"/>
-      </w:pPr>
-    </w:lvl>
-  </w:abstractNum>
   <w:num w:numId="1000">
     <w:abstractNumId w:val="990"/>
   </w:num>
@@ -1105,94 +902,19 @@
     <w:abstractNumId w:val="991"/>
   </w:num>
   <w:num w:numId="1003">
-    <w:abstractNumId w:val="99411"/>
-    <w:lvlOverride w:ilvl="0">
-      <w:startOverride w:val="1"/>
-    </w:lvlOverride>
-    <w:lvlOverride w:ilvl="1">
-      <w:startOverride w:val="1"/>
-    </w:lvlOverride>
-    <w:lvlOverride w:ilvl="2">
-      <w:startOverride w:val="1"/>
-    </w:lvlOverride>
-    <w:lvlOverride w:ilvl="3">
-      <w:startOverride w:val="1"/>
-    </w:lvlOverride>
-    <w:lvlOverride w:ilvl="4">
-      <w:startOverride w:val="1"/>
-    </w:lvlOverride>
-    <w:lvlOverride w:ilvl="5">
-      <w:startOverride w:val="1"/>
-    </w:lvlOverride>
-    <w:lvlOverride w:ilvl="6">
-      <w:startOverride w:val="1"/>
-    </w:lvlOverride>
-    <w:lvlOverride w:ilvl="7">
-      <w:startOverride w:val="1"/>
-    </w:lvlOverride>
-    <w:lvlOverride w:ilvl="8">
-      <w:startOverride w:val="1"/>
-    </w:lvlOverride>
+    <w:abstractNumId w:val="991"/>
   </w:num>
   <w:num w:numId="1004">
-    <w:abstractNumId w:val="99411"/>
-    <w:lvlOverride w:ilvl="0">
-      <w:startOverride w:val="1"/>
-    </w:lvlOverride>
-    <w:lvlOverride w:ilvl="1">
-      <w:startOverride w:val="1"/>
-    </w:lvlOverride>
-    <w:lvlOverride w:ilvl="2">
-      <w:startOverride w:val="1"/>
-    </w:lvlOverride>
-    <w:lvlOverride w:ilvl="3">
-      <w:startOverride w:val="1"/>
-    </w:lvlOverride>
-    <w:lvlOverride w:ilvl="4">
-      <w:startOverride w:val="1"/>
-    </w:lvlOverride>
-    <w:lvlOverride w:ilvl="5">
-      <w:startOverride w:val="1"/>
-    </w:lvlOverride>
-    <w:lvlOverride w:ilvl="6">
-      <w:startOverride w:val="1"/>
-    </w:lvlOverride>
-    <w:lvlOverride w:ilvl="7">
-      <w:startOverride w:val="1"/>
-    </w:lvlOverride>
-    <w:lvlOverride w:ilvl="8">
-      <w:startOverride w:val="1"/>
-    </w:lvlOverride>
+    <w:abstractNumId w:val="991"/>
   </w:num>
   <w:num w:numId="1005">
-    <w:abstractNumId w:val="99411"/>
-    <w:lvlOverride w:ilvl="0">
-      <w:startOverride w:val="1"/>
-    </w:lvlOverride>
-    <w:lvlOverride w:ilvl="1">
-      <w:startOverride w:val="1"/>
-    </w:lvlOverride>
-    <w:lvlOverride w:ilvl="2">
-      <w:startOverride w:val="1"/>
-    </w:lvlOverride>
-    <w:lvlOverride w:ilvl="3">
-      <w:startOverride w:val="1"/>
-    </w:lvlOverride>
-    <w:lvlOverride w:ilvl="4">
-      <w:startOverride w:val="1"/>
-    </w:lvlOverride>
-    <w:lvlOverride w:ilvl="5">
-      <w:startOverride w:val="1"/>
-    </w:lvlOverride>
-    <w:lvlOverride w:ilvl="6">
-      <w:startOverride w:val="1"/>
-    </w:lvlOverride>
-    <w:lvlOverride w:ilvl="7">
-      <w:startOverride w:val="1"/>
-    </w:lvlOverride>
-    <w:lvlOverride w:ilvl="8">
-      <w:startOverride w:val="1"/>
-    </w:lvlOverride>
+    <w:abstractNumId w:val="991"/>
+  </w:num>
+  <w:num w:numId="1006">
+    <w:abstractNumId w:val="991"/>
+  </w:num>
+  <w:num w:numId="1007">
+    <w:abstractNumId w:val="991"/>
   </w:num>
 </w:numbering>
 </file>

--- a/Important Documents/Detailed_Project_Guide.docx
+++ b/Important Documents/Detailed_Project_Guide.docx
@@ -2,22 +2,22 @@
 <file path=word/document.xml><?xml version="1.0" encoding="utf-8"?>
 <w:document xmlns:w="http://schemas.openxmlformats.org/wordprocessingml/2006/main" xmlns:m="http://schemas.openxmlformats.org/officeDocument/2006/math" xmlns:r="http://schemas.openxmlformats.org/officeDocument/2006/relationships" xmlns:o="urn:schemas-microsoft-com:office:office" xmlns:v="urn:schemas-microsoft-com:vml" xmlns:w10="urn:schemas-microsoft-com:office:word" xmlns:a="http://schemas.openxmlformats.org/drawingml/2006/main" xmlns:pic="http://schemas.openxmlformats.org/drawingml/2006/picture" xmlns:wp="http://schemas.openxmlformats.org/drawingml/2006/wordprocessingDrawing">
   <w:body>
-    <w:bookmarkStart w:id="17" w:name="detailed-project-guide"/>
+    <w:bookmarkStart w:id="16" w:name="navigators-idr-detailed-project-guide"/>
     <w:p>
       <w:pPr>
         <w:pStyle w:val="Heading1"/>
       </w:pPr>
       <w:r>
-        <w:t xml:space="preserve">Detailed Project Guide</w:t>
+        <w:t xml:space="preserve">Navigators IDR — Detailed Project Guide</w:t>
       </w:r>
     </w:p>
-    <w:bookmarkStart w:id="9" w:name="overview"/>
+    <w:bookmarkStart w:id="9" w:name="introduction"/>
     <w:p>
       <w:pPr>
         <w:pStyle w:val="Heading2"/>
       </w:pPr>
       <w:r>
-        <w:t xml:space="preserve">Overview</w:t>
+        <w:t xml:space="preserve">1. Introduction</w:t>
       </w:r>
     </w:p>
     <w:p>
@@ -25,533 +25,240 @@
         <w:pStyle w:val="FirstParagraph"/>
       </w:pPr>
       <w:r>
-        <w:t xml:space="preserve">This guide provides instructions on how to set up, test, and understand the Navigators IDR Python codebase.</w:t>
+        <w:t xml:space="preserve">This guide explains the exact components and data flow of the Navigators IDR system.</w:t>
       </w:r>
     </w:p>
     <w:bookmarkEnd w:id="9"/>
-    <w:bookmarkStart w:id="10" w:name="repository-structure"/>
+    <w:bookmarkStart w:id="13" w:name="component-walkthrough"/>
     <w:p>
       <w:pPr>
         <w:pStyle w:val="Heading2"/>
       </w:pPr>
       <w:r>
-        <w:t xml:space="preserve">Repository Structure</w:t>
+        <w:t xml:space="preserve">2. Component Walkthrough</w:t>
+      </w:r>
+    </w:p>
+    <w:bookmarkStart w:id="10" w:name="preprocessing-and-alignment"/>
+    <w:p>
+      <w:pPr>
+        <w:pStyle w:val="Heading3"/>
+      </w:pPr>
+      <w:r>
+        <w:t xml:space="preserve">2.1 Preprocessing and Alignment</w:t>
       </w:r>
     </w:p>
     <w:p>
       <w:pPr>
-        <w:pStyle w:val="Compact"/>
-        <w:numPr>
-          <w:ilvl w:val="0"/>
-          <w:numId w:val="1001"/>
-        </w:numPr>
-      </w:pPr>
-      <w:r>
-        <w:rPr>
-          <w:rStyle w:val="VerbatimChar"/>
-        </w:rPr>
-        <w:t xml:space="preserve">/src/navigation/</w:t>
-      </w:r>
-      <w:r>
-        <w:t xml:space="preserve">: Core mathematical engine.</w:t>
-      </w:r>
-    </w:p>
-    <w:p>
-      <w:pPr>
-        <w:pStyle w:val="Compact"/>
-        <w:numPr>
-          <w:ilvl w:val="1"/>
-          <w:numId w:val="1002"/>
-        </w:numPr>
-      </w:pPr>
-      <w:r>
-        <w:rPr>
-          <w:rStyle w:val="VerbatimChar"/>
-        </w:rPr>
-        <w:t xml:space="preserve">ekf.py</w:t>
-      </w:r>
-      <w:r>
-        <w:t xml:space="preserve">: The 15-state Extended Kalman Filter.</w:t>
-      </w:r>
-    </w:p>
-    <w:p>
-      <w:pPr>
-        <w:pStyle w:val="Compact"/>
-        <w:numPr>
-          <w:ilvl w:val="1"/>
-          <w:numId w:val="1002"/>
-        </w:numPr>
-      </w:pPr>
-      <w:r>
-        <w:rPr>
-          <w:rStyle w:val="VerbatimChar"/>
-        </w:rPr>
-        <w:t xml:space="preserve">nhc.py</w:t>
-      </w:r>
-      <w:r>
-        <w:t xml:space="preserve">: Non-Holonomic Constraint processor.</w:t>
-      </w:r>
-    </w:p>
-    <w:p>
-      <w:pPr>
-        <w:pStyle w:val="Compact"/>
-        <w:numPr>
-          <w:ilvl w:val="1"/>
-          <w:numId w:val="1002"/>
-        </w:numPr>
-      </w:pPr>
-      <w:r>
-        <w:rPr>
-          <w:rStyle w:val="VerbatimChar"/>
-        </w:rPr>
-        <w:t xml:space="preserve">zupt.py</w:t>
-      </w:r>
-      <w:r>
-        <w:t xml:space="preserve">: Zero-Velocity Update detector.</w:t>
-      </w:r>
-    </w:p>
-    <w:p>
-      <w:pPr>
-        <w:pStyle w:val="Compact"/>
-        <w:numPr>
-          <w:ilvl w:val="1"/>
-          <w:numId w:val="1002"/>
-        </w:numPr>
-      </w:pPr>
-      <w:r>
-        <w:rPr>
-          <w:rStyle w:val="VerbatimChar"/>
-        </w:rPr>
-        <w:t xml:space="preserve">map_matching.py</w:t>
-      </w:r>
-      <w:r>
-        <w:t xml:space="preserve">: Offline geographic snapping.</w:t>
-      </w:r>
-    </w:p>
-    <w:p>
-      <w:pPr>
-        <w:pStyle w:val="Compact"/>
-        <w:numPr>
-          <w:ilvl w:val="1"/>
-          <w:numId w:val="1002"/>
-        </w:numPr>
-      </w:pPr>
-      <w:r>
-        <w:rPr>
-          <w:rStyle w:val="VerbatimChar"/>
-        </w:rPr>
-        <w:t xml:space="preserve">dead_reckoning.py</w:t>
-      </w:r>
-      <w:r>
-        <w:t xml:space="preserve">: State manager for GNSS-denied periods.</w:t>
-      </w:r>
-    </w:p>
-    <w:p>
-      <w:pPr>
-        <w:pStyle w:val="Compact"/>
-        <w:numPr>
-          <w:ilvl w:val="1"/>
-          <w:numId w:val="1002"/>
-        </w:numPr>
-      </w:pPr>
-      <w:r>
-        <w:rPr>
-          <w:rStyle w:val="VerbatimChar"/>
-        </w:rPr>
-        <w:t xml:space="preserve">alignment.py</w:t>
-      </w:r>
-      <w:r>
-        <w:t xml:space="preserve">: Smartphone-to-vehicle PCA alignment.</w:t>
-      </w:r>
-    </w:p>
-    <w:p>
-      <w:pPr>
-        <w:pStyle w:val="Compact"/>
-        <w:numPr>
-          <w:ilvl w:val="0"/>
-          <w:numId w:val="1001"/>
-        </w:numPr>
-      </w:pPr>
-      <w:r>
-        <w:rPr>
-          <w:rStyle w:val="VerbatimChar"/>
-        </w:rPr>
-        <w:t xml:space="preserve">/src/models/</w:t>
-      </w:r>
-      <w:r>
-        <w:t xml:space="preserve">: AI/ML processing.</w:t>
-      </w:r>
-    </w:p>
-    <w:p>
-      <w:pPr>
-        <w:pStyle w:val="Compact"/>
-        <w:numPr>
-          <w:ilvl w:val="1"/>
-          <w:numId w:val="1003"/>
-        </w:numPr>
-      </w:pPr>
-      <w:r>
-        <w:rPr>
-          <w:rStyle w:val="VerbatimChar"/>
-        </w:rPr>
-        <w:t xml:space="preserve">tcn_model.py</w:t>
-      </w:r>
-      <w:r>
-        <w:t xml:space="preserve">: Temporal Convolutional Network logic.</w:t>
-      </w:r>
-    </w:p>
-    <w:p>
-      <w:pPr>
-        <w:pStyle w:val="Compact"/>
-        <w:numPr>
-          <w:ilvl w:val="0"/>
-          <w:numId w:val="1001"/>
-        </w:numPr>
-      </w:pPr>
-      <w:r>
-        <w:rPr>
-          <w:rStyle w:val="VerbatimChar"/>
-        </w:rPr>
-        <w:t xml:space="preserve">/src/data/</w:t>
-      </w:r>
-      <w:r>
-        <w:t xml:space="preserve">: Data handling.</w:t>
-      </w:r>
-    </w:p>
-    <w:p>
-      <w:pPr>
-        <w:pStyle w:val="Compact"/>
-        <w:numPr>
-          <w:ilvl w:val="1"/>
-          <w:numId w:val="1004"/>
-        </w:numPr>
-      </w:pPr>
-      <w:r>
-        <w:rPr>
-          <w:rStyle w:val="VerbatimChar"/>
-        </w:rPr>
-        <w:t xml:space="preserve">preprocessor.py</w:t>
-      </w:r>
-      <w:r>
-        <w:t xml:space="preserve">: Butterworth and Median filters.</w:t>
-      </w:r>
-    </w:p>
-    <w:p>
-      <w:pPr>
-        <w:pStyle w:val="Compact"/>
-        <w:numPr>
-          <w:ilvl w:val="0"/>
-          <w:numId w:val="1001"/>
-        </w:numPr>
-      </w:pPr>
-      <w:r>
-        <w:rPr>
-          <w:rStyle w:val="VerbatimChar"/>
-        </w:rPr>
-        <w:t xml:space="preserve">/src/api/</w:t>
-      </w:r>
-      <w:r>
-        <w:t xml:space="preserve">: Interfaces.</w:t>
-      </w:r>
-    </w:p>
-    <w:p>
-      <w:pPr>
-        <w:pStyle w:val="Compact"/>
-        <w:numPr>
-          <w:ilvl w:val="1"/>
-          <w:numId w:val="1005"/>
-        </w:numPr>
-      </w:pPr>
-      <w:r>
-        <w:rPr>
-          <w:rStyle w:val="VerbatimChar"/>
-        </w:rPr>
-        <w:t xml:space="preserve">server.py</w:t>
-      </w:r>
-      <w:r>
-        <w:t xml:space="preserve">: FastAPI implementation serving REST endpoints and WebSockets.</w:t>
-      </w:r>
-    </w:p>
-    <w:p>
-      <w:pPr>
-        <w:pStyle w:val="Compact"/>
-        <w:numPr>
-          <w:ilvl w:val="0"/>
-          <w:numId w:val="1001"/>
-        </w:numPr>
-      </w:pPr>
-      <w:r>
-        <w:rPr>
-          <w:rStyle w:val="VerbatimChar"/>
-        </w:rPr>
-        <w:t xml:space="preserve">/scripts/</w:t>
-      </w:r>
-      <w:r>
-        <w:t xml:space="preserve">: Evaluation and Utilities.</w:t>
-      </w:r>
-    </w:p>
-    <w:p>
-      <w:pPr>
-        <w:pStyle w:val="Compact"/>
-        <w:numPr>
-          <w:ilvl w:val="1"/>
-          <w:numId w:val="1006"/>
-        </w:numPr>
-      </w:pPr>
-      <w:r>
-        <w:rPr>
-          <w:rStyle w:val="VerbatimChar"/>
-        </w:rPr>
-        <w:t xml:space="preserve">benchmark.py</w:t>
-      </w:r>
-      <w:r>
-        <w:t xml:space="preserve">: Systematic benchmark evaluation for ISRO targets.</w:t>
-      </w:r>
-    </w:p>
-    <w:bookmarkEnd w:id="10"/>
-    <w:bookmarkStart w:id="16" w:name="local-setup"/>
-    <w:p>
-      <w:pPr>
-        <w:pStyle w:val="Heading2"/>
-      </w:pPr>
-      <w:r>
-        <w:t xml:space="preserve">Local Setup</w:t>
-      </w:r>
-    </w:p>
-    <w:bookmarkStart w:id="11" w:name="environment-requirements"/>
-    <w:p>
-      <w:pPr>
-        <w:pStyle w:val="Heading3"/>
-      </w:pPr>
-      <w:r>
-        <w:t xml:space="preserve">1. Environment Requirements</w:t>
-      </w:r>
-    </w:p>
-    <w:p>
-      <w:pPr>
-        <w:pStyle w:val="Compact"/>
-        <w:numPr>
-          <w:ilvl w:val="0"/>
-          <w:numId w:val="1007"/>
-        </w:numPr>
-      </w:pPr>
-      <w:r>
-        <w:t xml:space="preserve">Python 3.9+</w:t>
-      </w:r>
-    </w:p>
-    <w:p>
-      <w:pPr>
-        <w:pStyle w:val="Compact"/>
-        <w:numPr>
-          <w:ilvl w:val="0"/>
-          <w:numId w:val="1007"/>
-        </w:numPr>
-      </w:pPr>
-      <w:r>
-        <w:rPr>
-          <w:rStyle w:val="VerbatimChar"/>
-        </w:rPr>
-        <w:t xml:space="preserve">pip</w:t>
-      </w:r>
-    </w:p>
-    <w:bookmarkEnd w:id="11"/>
-    <w:bookmarkStart w:id="12" w:name="installation"/>
-    <w:p>
-      <w:pPr>
-        <w:pStyle w:val="Heading3"/>
-      </w:pPr>
-      <w:r>
-        <w:t xml:space="preserve">2. Installation</w:t>
-      </w:r>
-    </w:p>
-    <w:p>
-      <w:pPr>
-        <w:pStyle w:val="SourceCode"/>
-      </w:pPr>
-      <w:r>
-        <w:rPr>
-          <w:rStyle w:val="ExtensionTok"/>
-        </w:rPr>
-        <w:t xml:space="preserve">python3</w:t>
-      </w:r>
-      <w:r>
-        <w:rPr>
-          <w:rStyle w:val="NormalTok"/>
-        </w:rPr>
-        <w:t xml:space="preserve"> </w:t>
-      </w:r>
-      <w:r>
-        <w:rPr>
-          <w:rStyle w:val="AttributeTok"/>
-        </w:rPr>
-        <w:t xml:space="preserve">-m</w:t>
-      </w:r>
-      <w:r>
-        <w:rPr>
-          <w:rStyle w:val="NormalTok"/>
-        </w:rPr>
-        <w:t xml:space="preserve"> venv .venv</w:t>
-      </w:r>
-      <w:r>
-        <w:br/>
-      </w:r>
-      <w:r>
-        <w:rPr>
-          <w:rStyle w:val="BuiltInTok"/>
-        </w:rPr>
-        <w:t xml:space="preserve">source</w:t>
-      </w:r>
-      <w:r>
-        <w:rPr>
-          <w:rStyle w:val="NormalTok"/>
-        </w:rPr>
-        <w:t xml:space="preserve"> .venv/bin/activate</w:t>
-      </w:r>
-      <w:r>
-        <w:br/>
-      </w:r>
-      <w:r>
-        <w:rPr>
-          <w:rStyle w:val="ExtensionTok"/>
-        </w:rPr>
-        <w:t xml:space="preserve">pip</w:t>
-      </w:r>
-      <w:r>
-        <w:rPr>
-          <w:rStyle w:val="NormalTok"/>
-        </w:rPr>
-        <w:t xml:space="preserve"> install </w:t>
-      </w:r>
-      <w:r>
-        <w:rPr>
-          <w:rStyle w:val="AttributeTok"/>
-        </w:rPr>
-        <w:t xml:space="preserve">-r</w:t>
-      </w:r>
-      <w:r>
-        <w:rPr>
-          <w:rStyle w:val="NormalTok"/>
-        </w:rPr>
-        <w:t xml:space="preserve"> requirements.txt</w:t>
-      </w:r>
-    </w:p>
-    <w:bookmarkEnd w:id="12"/>
-    <w:bookmarkStart w:id="13" w:name="running-the-benchmarks"/>
-    <w:p>
-      <w:pPr>
-        <w:pStyle w:val="Heading3"/>
-      </w:pPr>
-      <w:r>
-        <w:t xml:space="preserve">3. Running the Benchmarks</w:t>
-      </w:r>
-    </w:p>
-    <w:p>
-      <w:pPr>
         <w:pStyle w:val="FirstParagraph"/>
       </w:pPr>
       <w:r>
-        <w:t xml:space="preserve">To prove the system works, run the automated benchmark suite. It tests ablation configurations and the 50m / 1000m GNSS outages.</w:t>
-      </w:r>
-    </w:p>
-    <w:p>
-      <w:pPr>
-        <w:pStyle w:val="SourceCode"/>
-      </w:pPr>
-      <w:r>
-        <w:rPr>
-          <w:rStyle w:val="ExtensionTok"/>
-        </w:rPr>
-        <w:t xml:space="preserve">python</w:t>
-      </w:r>
-      <w:r>
-        <w:rPr>
-          <w:rStyle w:val="NormalTok"/>
-        </w:rPr>
-        <w:t xml:space="preserve"> scripts/benchmark.py</w:t>
-      </w:r>
-    </w:p>
-    <w:p>
-      <w:pPr>
-        <w:pStyle w:val="FirstParagraph"/>
-      </w:pPr>
+        <w:t xml:space="preserve">Raw IMU data is noisy and arbitrary in orientation. The system first estimates gravity to establish the</w:t>
+      </w:r>
+      <w:r>
+        <w:t xml:space="preserve"> </w:t>
+      </w:r>
       <w:r>
         <w:rPr>
           <w:i/>
           <w:iCs/>
         </w:rPr>
-        <w:t xml:space="preserve">Expected output: All sections report</w:t>
+        <w:t xml:space="preserve">Down</w:t>
+      </w:r>
+      <w:r>
+        <w:t xml:space="preserve"> </w:t>
+      </w:r>
+      <w:r>
+        <w:t xml:space="preserve">vector. Then, by observing acceleration during movement, it establishes the</w:t>
+      </w:r>
+      <w:r>
+        <w:t xml:space="preserve"> </w:t>
       </w:r>
       <w:r>
         <w:rPr>
           <w:i/>
           <w:iCs/>
         </w:rPr>
+        <w:t xml:space="preserve">Forward</w:t>
+      </w:r>
+      <w:r>
+        <w:t xml:space="preserve"> </w:t>
+      </w:r>
+      <w:r>
+        <w:t xml:space="preserve">vector. This allows the system to rotate all raw IMU data into the vehicle frame.</w:t>
+      </w:r>
+    </w:p>
+    <w:bookmarkEnd w:id="10"/>
+    <w:bookmarkStart w:id="11" w:name="deep-learning-tcn-velocity-estimation"/>
+    <w:p>
+      <w:pPr>
+        <w:pStyle w:val="Heading3"/>
+      </w:pPr>
+      <w:r>
+        <w:t xml:space="preserve">2.2 Deep Learning (TCN) Velocity Estimation</w:t>
+      </w:r>
+    </w:p>
+    <w:p>
+      <w:pPr>
+        <w:pStyle w:val="FirstParagraph"/>
+      </w:pPr>
+      <w:r>
+        <w:t xml:space="preserve">Instead of raw double integration (which drifts quadratically in seconds), the system windows 200 timesteps (2 seconds) of aligned IMU data and passes it to an ONNX-exported Temporal Convolutional Network. The network outputs a</w:t>
+      </w:r>
+      <w:r>
         <w:t xml:space="preserve"> </w:t>
       </w:r>
       <w:r>
         <w:rPr>
           <w:rStyle w:val="VerbatimChar"/>
-          <w:i/>
-          <w:iCs/>
         </w:rPr>
-        <w:t xml:space="preserve">PASS ✓</w:t>
+        <w:t xml:space="preserve">[v_forward, v_lateral]</w:t>
+      </w:r>
+      <w:r>
+        <w:t xml:space="preserve"> </w:t>
+      </w:r>
+      <w:r>
+        <w:t xml:space="preserve">prediction.</w:t>
+      </w:r>
+    </w:p>
+    <w:bookmarkEnd w:id="11"/>
+    <w:bookmarkStart w:id="12" w:name="the-15-state-ekf"/>
+    <w:p>
+      <w:pPr>
+        <w:pStyle w:val="Heading3"/>
+      </w:pPr>
+      <w:r>
+        <w:t xml:space="preserve">2.3 The 15-State EKF</w:t>
+      </w:r>
+    </w:p>
+    <w:p>
+      <w:pPr>
+        <w:pStyle w:val="FirstParagraph"/>
+      </w:pPr>
+      <w:r>
+        <w:t xml:space="preserve">The EKF state vector includes:</w:t>
+      </w:r>
+      <w:r>
+        <w:t xml:space="preserve"> </w:t>
+      </w:r>
+      <w:r>
+        <w:t xml:space="preserve">- Position (3D)</w:t>
+      </w:r>
+      <w:r>
+        <w:t xml:space="preserve"> </w:t>
+      </w:r>
+      <w:r>
+        <w:t xml:space="preserve">- Velocity (3D)</w:t>
+      </w:r>
+      <w:r>
+        <w:t xml:space="preserve"> </w:t>
+      </w:r>
+      <w:r>
+        <w:t xml:space="preserve">- Attitude (3D Quaternions/Euler)</w:t>
+      </w:r>
+      <w:r>
+        <w:t xml:space="preserve"> </w:t>
+      </w:r>
+      <w:r>
+        <w:t xml:space="preserve">- Accel Bias (3D)</w:t>
+      </w:r>
+      <w:r>
+        <w:t xml:space="preserve"> </w:t>
+      </w:r>
+      <w:r>
+        <w:t xml:space="preserve">- Gyro Bias (3D)</w:t>
+      </w:r>
+    </w:p>
+    <w:p>
+      <w:pPr>
+        <w:pStyle w:val="BodyText"/>
+      </w:pPr>
+      <w:r>
+        <w:t xml:space="preserve">The EKF prediction step uses raw IMU. The update step fuses the TCN velocity prediction (as a pseudo-measurement), NHC, ZUPT, and GNSS (when available).</w:t>
+      </w:r>
+    </w:p>
+    <w:bookmarkEnd w:id="12"/>
+    <w:bookmarkEnd w:id="13"/>
+    <w:bookmarkStart w:id="14" w:name="data-collection-protocol"/>
+    <w:p>
+      <w:pPr>
+        <w:pStyle w:val="Heading2"/>
+      </w:pPr>
+      <w:r>
+        <w:t xml:space="preserve">3. Data Collection Protocol</w:t>
+      </w:r>
+    </w:p>
+    <w:p>
+      <w:pPr>
+        <w:pStyle w:val="FirstParagraph"/>
+      </w:pPr>
+      <w:r>
+        <w:t xml:space="preserve">When generating the training dataset, variety is critical to generalization.</w:t>
+      </w:r>
+      <w:r>
+        <w:t xml:space="preserve"> </w:t>
+      </w:r>
+      <w:r>
+        <w:t xml:space="preserve">-</w:t>
+      </w:r>
+      <w:r>
+        <w:t xml:space="preserve"> </w:t>
+      </w:r>
+      <w:r>
+        <w:rPr>
+          <w:b/>
+          <w:bCs/>
+        </w:rPr>
+        <w:t xml:space="preserve">Do not train on one person’s driving only.</w:t>
+      </w:r>
+      <w:r>
+        <w:t xml:space="preserve"> </w:t>
+      </w:r>
+      <w:r>
+        <w:t xml:space="preserve">- Collect multiple trips across different environments (Urban, Highway, Residential).</w:t>
+      </w:r>
+      <w:r>
+        <w:t xml:space="preserve"> </w:t>
+      </w:r>
+      <w:r>
+        <w:t xml:space="preserve">- Capture different traffic states (Free-flowing, Stop-and-Go).</w:t>
+      </w:r>
+      <w:r>
+        <w:t xml:space="preserve"> </w:t>
+      </w:r>
+      <w:r>
+        <w:t xml:space="preserve">- Ensure the phone is mounted in completely different physical orientations across trips to force the Phone-to-Vehicle Triad alignment algorithm to generalize.</w:t>
+      </w:r>
+      <w:r>
+        <w:t xml:space="preserve"> </w:t>
+      </w:r>
+      <w:r>
+        <w:t xml:space="preserve">-</w:t>
+      </w:r>
+      <w:r>
+        <w:t xml:space="preserve"> </w:t>
+      </w:r>
+      <w:r>
+        <w:rPr>
+          <w:b/>
+          <w:bCs/>
+        </w:rPr>
+        <w:t xml:space="preserve">Labels</w:t>
+      </w:r>
+      <w:r>
+        <w:t xml:space="preserve">: During training</w:t>
+      </w:r>
+      <w:r>
+        <w:t xml:space="preserve"> </w:t>
       </w:r>
       <w:r>
         <w:rPr>
           <w:i/>
           <w:iCs/>
         </w:rPr>
-        <w:t xml:space="preserve"> </w:t>
-      </w:r>
-      <w:r>
-        <w:rPr>
-          <w:i/>
-          <w:iCs/>
-        </w:rPr>
-        <w:t xml:space="preserve">and Drift Percentages &lt; 10%.</w:t>
-      </w:r>
-    </w:p>
-    <w:bookmarkEnd w:id="13"/>
-    <w:bookmarkStart w:id="14" w:name="running-the-navigation-server"/>
-    <w:p>
-      <w:pPr>
-        <w:pStyle w:val="Heading3"/>
-      </w:pPr>
-      <w:r>
-        <w:t xml:space="preserve">4. Running the Navigation Server</w:t>
-      </w:r>
-    </w:p>
-    <w:p>
-      <w:pPr>
-        <w:pStyle w:val="FirstParagraph"/>
-      </w:pPr>
-      <w:r>
-        <w:t xml:space="preserve">To run the local backend server that can accept real sensor data:</w:t>
-      </w:r>
-    </w:p>
-    <w:p>
-      <w:pPr>
-        <w:pStyle w:val="SourceCode"/>
-      </w:pPr>
-      <w:r>
-        <w:rPr>
-          <w:rStyle w:val="ExtensionTok"/>
-        </w:rPr>
-        <w:t xml:space="preserve">python</w:t>
-      </w:r>
-      <w:r>
-        <w:rPr>
-          <w:rStyle w:val="NormalTok"/>
-        </w:rPr>
-        <w:t xml:space="preserve"> src/api/server.py</w:t>
-      </w:r>
-    </w:p>
-    <w:p>
-      <w:pPr>
-        <w:pStyle w:val="FirstParagraph"/>
-      </w:pPr>
-      <w:r>
-        <w:t xml:space="preserve">This will start a FastAPI server at</w:t>
+        <w:t xml:space="preserve">only</w:t>
+      </w:r>
+      <w:r>
+        <w:t xml:space="preserve">, the GNSS speed and heading are mathematically converted into</w:t>
       </w:r>
       <w:r>
         <w:t xml:space="preserve"> </w:t>
@@ -560,68 +267,13 @@
         <w:rPr>
           <w:rStyle w:val="VerbatimChar"/>
         </w:rPr>
-        <w:t xml:space="preserve">http://localhost:8000</w:t>
-      </w:r>
-      <w:r>
-        <w:t xml:space="preserve">.</w:t>
-      </w:r>
-    </w:p>
-    <w:bookmarkEnd w:id="14"/>
-    <w:bookmarkStart w:id="15" w:name="interacting-with-the-api"/>
-    <w:p>
-      <w:pPr>
-        <w:pStyle w:val="Heading3"/>
-      </w:pPr>
-      <w:r>
-        <w:t xml:space="preserve">5. Interacting with the API</w:t>
-      </w:r>
-    </w:p>
-    <w:p>
-      <w:pPr>
-        <w:pStyle w:val="FirstParagraph"/>
-      </w:pPr>
-      <w:r>
-        <w:t xml:space="preserve">The server exposes several endpoints for external clients (like a React Native or Flutter mobile app) to communicate with:</w:t>
-      </w:r>
-      <w:r>
-        <w:t xml:space="preserve"> </w:t>
-      </w:r>
-      <w:r>
-        <w:t xml:space="preserve">-</w:t>
-      </w:r>
-      <w:r>
-        <w:t xml:space="preserve"> </w:t>
-      </w:r>
-      <w:r>
-        <w:rPr>
-          <w:rStyle w:val="VerbatimChar"/>
-          <w:b/>
-          <w:bCs/>
-        </w:rPr>
-        <w:t xml:space="preserve">GET /health</w:t>
-      </w:r>
-      <w:r>
-        <w:t xml:space="preserve">: Verifies the service is running.</w:t>
-      </w:r>
-      <w:r>
-        <w:t xml:space="preserve"> </w:t>
-      </w:r>
-      <w:r>
-        <w:t xml:space="preserve">-</w:t>
-      </w:r>
-      <w:r>
-        <w:t xml:space="preserve"> </w:t>
-      </w:r>
-      <w:r>
-        <w:rPr>
-          <w:rStyle w:val="VerbatimChar"/>
-          <w:b/>
-          <w:bCs/>
-        </w:rPr>
-        <w:t xml:space="preserve">POST /session/start</w:t>
-      </w:r>
-      <w:r>
-        <w:t xml:space="preserve">: Creates a new tracking session and returns a</w:t>
+        <w:t xml:space="preserve">vel_forward</w:t>
+      </w:r>
+      <w:r>
+        <w:t xml:space="preserve"> </w:t>
+      </w:r>
+      <w:r>
+        <w:t xml:space="preserve">and</w:t>
       </w:r>
       <w:r>
         <w:t xml:space="preserve"> </w:t>
@@ -630,16 +282,31 @@
         <w:rPr>
           <w:rStyle w:val="VerbatimChar"/>
         </w:rPr>
-        <w:t xml:space="preserve">session_id</w:t>
-      </w:r>
-      <w:r>
-        <w:t xml:space="preserve">.</w:t>
-      </w:r>
-      <w:r>
-        <w:t xml:space="preserve"> </w:t>
-      </w:r>
-      <w:r>
-        <w:t xml:space="preserve">-</w:t>
+        <w:t xml:space="preserve">vel_lateral</w:t>
+      </w:r>
+      <w:r>
+        <w:t xml:space="preserve"> </w:t>
+      </w:r>
+      <w:r>
+        <w:t xml:space="preserve">to serve as the ground truth labels for the TCN.</w:t>
+      </w:r>
+    </w:p>
+    <w:bookmarkEnd w:id="14"/>
+    <w:bookmarkStart w:id="15" w:name="running-the-validation-suite"/>
+    <w:p>
+      <w:pPr>
+        <w:pStyle w:val="Heading2"/>
+      </w:pPr>
+      <w:r>
+        <w:t xml:space="preserve">4. Running the Validation Suite</w:t>
+      </w:r>
+    </w:p>
+    <w:p>
+      <w:pPr>
+        <w:pStyle w:val="FirstParagraph"/>
+      </w:pPr>
+      <w:r>
+        <w:t xml:space="preserve">The</w:t>
       </w:r>
       <w:r>
         <w:t xml:space="preserve"> </w:t>
@@ -647,38 +314,18 @@
       <w:r>
         <w:rPr>
           <w:rStyle w:val="VerbatimChar"/>
-          <w:b/>
-          <w:bCs/>
         </w:rPr>
-        <w:t xml:space="preserve">POST /sensor/batch</w:t>
-      </w:r>
-      <w:r>
-        <w:t xml:space="preserve">: Uploads a batch of IMU and GNSS data to be processed by the EKF.</w:t>
-      </w:r>
-      <w:r>
-        <w:t xml:space="preserve"> </w:t>
-      </w:r>
-      <w:r>
-        <w:t xml:space="preserve">-</w:t>
-      </w:r>
-      <w:r>
-        <w:t xml:space="preserve"> </w:t>
-      </w:r>
-      <w:r>
-        <w:rPr>
-          <w:rStyle w:val="VerbatimChar"/>
-          <w:b/>
-          <w:bCs/>
-        </w:rPr>
-        <w:t xml:space="preserve">GET /navigation/state</w:t>
-      </w:r>
-      <w:r>
-        <w:t xml:space="preserve">: Retrieves the current map-matched position and mode (GNSS or DR).</w:t>
+        <w:t xml:space="preserve">scripts/benchmark.py</w:t>
+      </w:r>
+      <w:r>
+        <w:t xml:space="preserve"> </w:t>
+      </w:r>
+      <w:r>
+        <w:t xml:space="preserve">script runs the entire system through real-world scenarios. It dynamically injects artificial GNSS outages (e.g. 100m, 250m) and strictly cuts off the EKF’s access to the GNSS tracks. The system must natively dead-reckon using only the TCN predictions, and the resulting positional error is measured against the hidden GNSS ground truth.</w:t>
       </w:r>
     </w:p>
     <w:bookmarkEnd w:id="15"/>
     <w:bookmarkEnd w:id="16"/>
-    <w:bookmarkEnd w:id="17"/>
     <w:sectPr>
       <w:footnotePr>
         <w:numRestart w:val="eachSect"/>
@@ -789,132 +436,8 @@
       </w:pPr>
     </w:lvl>
   </w:abstractNum>
-  <w:abstractNum w:abstractNumId="991">
-    <w:nsid w:val="0000A991"/>
-    <w:multiLevelType w:val="multilevel"/>
-    <w:lvl w:ilvl="0">
-      <w:numFmt w:val="bullet"/>
-      <w:lvlText w:val=""/>
-      <w:lvlJc w:val="left"/>
-      <w:pPr>
-        <w:ind w:left="720" w:hanging="360"/>
-      </w:pPr>
-      <w:rPr>
-        <w:rFonts w:ascii="Symbol" w:hAnsi="Symbol" w:cs="Symbol" w:hint="default"/>
-      </w:rPr>
-    </w:lvl>
-    <w:lvl w:ilvl="1">
-      <w:numFmt w:val="bullet"/>
-      <w:lvlText w:val="o"/>
-      <w:lvlJc w:val="left"/>
-      <w:pPr>
-        <w:ind w:left="1440" w:hanging="360"/>
-      </w:pPr>
-      <w:rPr>
-        <w:rFonts w:ascii="Courier New" w:hAnsi="Courier New" w:cs="Courier New" w:hint="default"/>
-      </w:rPr>
-    </w:lvl>
-    <w:lvl w:ilvl="2">
-      <w:numFmt w:val="bullet"/>
-      <w:lvlText w:val=""/>
-      <w:lvlJc w:val="left"/>
-      <w:pPr>
-        <w:ind w:left="2160" w:hanging="360"/>
-      </w:pPr>
-      <w:rPr>
-        <w:rFonts w:ascii="Wingdings" w:hAnsi="Wingdings" w:cs="Wingdings" w:hint="default"/>
-      </w:rPr>
-    </w:lvl>
-    <w:lvl w:ilvl="3">
-      <w:numFmt w:val="bullet"/>
-      <w:lvlText w:val=""/>
-      <w:lvlJc w:val="left"/>
-      <w:pPr>
-        <w:ind w:left="2880" w:hanging="360"/>
-      </w:pPr>
-      <w:rPr>
-        <w:rFonts w:ascii="Symbol" w:hAnsi="Symbol" w:cs="Symbol" w:hint="default"/>
-      </w:rPr>
-    </w:lvl>
-    <w:lvl w:ilvl="4">
-      <w:numFmt w:val="bullet"/>
-      <w:lvlText w:val="o"/>
-      <w:lvlJc w:val="left"/>
-      <w:pPr>
-        <w:ind w:left="3600" w:hanging="360"/>
-      </w:pPr>
-      <w:rPr>
-        <w:rFonts w:ascii="Courier New" w:hAnsi="Courier New" w:cs="Courier New" w:hint="default"/>
-      </w:rPr>
-    </w:lvl>
-    <w:lvl w:ilvl="5">
-      <w:numFmt w:val="bullet"/>
-      <w:lvlText w:val=""/>
-      <w:lvlJc w:val="left"/>
-      <w:pPr>
-        <w:ind w:left="4320" w:hanging="360"/>
-      </w:pPr>
-      <w:rPr>
-        <w:rFonts w:ascii="Wingdings" w:hAnsi="Wingdings" w:cs="Wingdings" w:hint="default"/>
-      </w:rPr>
-    </w:lvl>
-    <w:lvl w:ilvl="6">
-      <w:numFmt w:val="bullet"/>
-      <w:lvlText w:val=""/>
-      <w:lvlJc w:val="left"/>
-      <w:pPr>
-        <w:ind w:left="5040" w:hanging="360"/>
-      </w:pPr>
-      <w:rPr>
-        <w:rFonts w:ascii="Symbol" w:hAnsi="Symbol" w:cs="Symbol" w:hint="default"/>
-      </w:rPr>
-    </w:lvl>
-    <w:lvl w:ilvl="7">
-      <w:numFmt w:val="bullet"/>
-      <w:lvlText w:val="o"/>
-      <w:lvlJc w:val="left"/>
-      <w:pPr>
-        <w:ind w:left="5760" w:hanging="360"/>
-      </w:pPr>
-      <w:rPr>
-        <w:rFonts w:ascii="Courier New" w:hAnsi="Courier New" w:cs="Courier New" w:hint="default"/>
-      </w:rPr>
-    </w:lvl>
-    <w:lvl w:ilvl="8">
-      <w:numFmt w:val="bullet"/>
-      <w:lvlText w:val=""/>
-      <w:lvlJc w:val="left"/>
-      <w:pPr>
-        <w:ind w:left="6480" w:hanging="360"/>
-      </w:pPr>
-      <w:rPr>
-        <w:rFonts w:ascii="Wingdings" w:hAnsi="Wingdings" w:cs="Wingdings" w:hint="default"/>
-      </w:rPr>
-    </w:lvl>
-  </w:abstractNum>
   <w:num w:numId="1000">
     <w:abstractNumId w:val="990"/>
-  </w:num>
-  <w:num w:numId="1001">
-    <w:abstractNumId w:val="991"/>
-  </w:num>
-  <w:num w:numId="1002">
-    <w:abstractNumId w:val="991"/>
-  </w:num>
-  <w:num w:numId="1003">
-    <w:abstractNumId w:val="991"/>
-  </w:num>
-  <w:num w:numId="1004">
-    <w:abstractNumId w:val="991"/>
-  </w:num>
-  <w:num w:numId="1005">
-    <w:abstractNumId w:val="991"/>
-  </w:num>
-  <w:num w:numId="1006">
-    <w:abstractNumId w:val="991"/>
-  </w:num>
-  <w:num w:numId="1007">
-    <w:abstractNumId w:val="991"/>
   </w:num>
 </w:numbering>
 </file>
